--- a/tools/report_metodologi/versicompact/bab_3/Metodologi_Bab3_Beban_Kesehatan_Compact.docx
+++ b/tools/report_metodologi/versicompact/bab_3/Metodologi_Bab3_Beban_Kesehatan_Compact.docx
@@ -2992,6 +2992,17 @@
         </w:rPr>
         <w:t>Rata-rata Faskes (F̄_z,j) = [ Σ F_p,j ] / n_z   ;   Rasio Disparitas (D_j) = F̄_Sentra,j / F̄_Non-Sentra,j</w:t>
       </w:r>
+      <w:r>
+        <w:rPr>
+          <w:rFonts w:ascii="Calibri" w:hAnsi="Calibri"/>
+          <w:b w:val="0"/>
+          <w:i/>
+          <w:color w:val="335533"/>
+          <w:sz w:val="15"/>
+        </w:rPr>
+        <w:br/>
+        <w:t>Keterangan: F_p,j = Jumlah faskes tipe j (Puskesmas/RS) di provinsi p; n_z = Jumlah provinsi di zona z; D_j = Rasio disparitas fasilitas kesehatan tipe j antara sentra industri dan non-sentra.</w:t>
+      </w:r>
     </w:p>
     <w:p>
       <w:pPr>
@@ -3041,6 +3052,17 @@
         </w:rPr>
         <w:t>Beban Rata-rata (B̄_z) = [ Σ B_p,t ] / N_z   ;   Kelipatan Disparitas (Q) = B̄_Sentra / B̄_Non-Sentra</w:t>
       </w:r>
+      <w:r>
+        <w:rPr>
+          <w:rFonts w:ascii="Calibri" w:hAnsi="Calibri"/>
+          <w:b w:val="0"/>
+          <w:i/>
+          <w:color w:val="335533"/>
+          <w:sz w:val="15"/>
+        </w:rPr>
+        <w:br/>
+        <w:t>Keterangan: B_p,t = Total kasus penyakit (ISPA/Diare) di provinsi p tahun t; N_z = Jumlah observasi data panel zona z; Q = Rasio kelipatan disparitas beban morbiditas sentra industri vs non-sentra.</w:t>
+      </w:r>
     </w:p>
     <w:p>
       <w:pPr>
@@ -3089,6 +3111,17 @@
           <w:sz w:val="16"/>
         </w:rPr>
         <w:t>Insiden_10K = ( Kasus_p,t / Populasi_p ) × 10.000   ;   χ² = Σ [ ( O_ij - E_ij )² / E_ij ]</w:t>
+      </w:r>
+      <w:r>
+        <w:rPr>
+          <w:rFonts w:ascii="Calibri" w:hAnsi="Calibri"/>
+          <w:b w:val="0"/>
+          <w:i/>
+          <w:color w:val="335533"/>
+          <w:sz w:val="15"/>
+        </w:rPr>
+        <w:br/>
+        <w:t>Keterangan: Insiden_10K = Tingkat insidensi per 10.000 jiwa; Kasus_p,t = Jumlah kasus absolut di provinsi p tahun t; Populasi_p = Jumlah penduduk provinsi p; χ² = Statistik Chi-Square (O_ij = frekuensi observasi, E_ij = frekuensi harapan).</w:t>
       </w:r>
     </w:p>
     <w:p>
@@ -3745,6 +3778,17 @@
         </w:rPr>
         <w:t>Akumulasi Zoonosis (Z_w,t,d) = Σ C_r,t,d   ;   Rasio Zoonosis Tapak (R_d) = Z̄_Tambang / Z̄_Kontrol</w:t>
       </w:r>
+      <w:r>
+        <w:rPr>
+          <w:rFonts w:ascii="Calibri" w:hAnsi="Calibri"/>
+          <w:b w:val="0"/>
+          <w:i/>
+          <w:color w:val="335533"/>
+          <w:sz w:val="15"/>
+        </w:rPr>
+        <w:br/>
+        <w:t>Keterangan: C_r,t,d = Kasus zoonosis d di distrik r tahun t; Z_w,t,d = Akumulasi kasus per wilayah w; R_d = Rasio komparasi beban zoonosis distrik lingkar tambang terhadap wilayah kontrol agraris.</w:t>
+      </w:r>
     </w:p>
     <w:p>
       <w:pPr>
@@ -3794,6 +3838,17 @@
         </w:rPr>
         <w:t>Radius Bubble Diare (r_p,t) = √D_p,t / K   ;   Laju Pertumbuhan (G_p %) = [ ( X_2024 - X_2015 ) / X_2015 ] × 100</w:t>
       </w:r>
+      <w:r>
+        <w:rPr>
+          <w:rFonts w:ascii="Calibri" w:hAnsi="Calibri"/>
+          <w:b w:val="0"/>
+          <w:i/>
+          <w:color w:val="335533"/>
+          <w:sz w:val="15"/>
+        </w:rPr>
+        <w:br/>
+        <w:t>Keterangan: r_p,t = Radius visual simbol bubble peta provinsi p tahun t; D_p,t = Kasus diare absolut; K = Konstanta skala visual kartografi; G_p = Laju pertumbuhan morbiditas 2015 vs 2024.</w:t>
+      </w:r>
     </w:p>
     <w:p>
       <w:pPr>
@@ -3842,6 +3897,17 @@
           <w:sz w:val="16"/>
         </w:rPr>
         <w:t>Rasio Pelanggaran Toksisitas = Konsentrasi Cr6+ / Baku Mutu Biota Laut (0.005 mg/L)</w:t>
+      </w:r>
+      <w:r>
+        <w:rPr>
+          <w:rFonts w:ascii="Calibri" w:hAnsi="Calibri"/>
+          <w:b w:val="0"/>
+          <w:i/>
+          <w:color w:val="335533"/>
+          <w:sz w:val="15"/>
+        </w:rPr>
+        <w:br/>
+        <w:t>Keterangan: Konsentrasi Cr6+ = Kadar Kromium Heksavalen terukur sampel lab (mg/L); Baku Mutu Biota = Ambang aman air laut biota perairan (0.005 mg/L); Rasio = Kelipatan keterlampauan batas aman.</w:t>
       </w:r>
     </w:p>
     <w:p>
@@ -4497,6 +4563,17 @@
           <w:sz w:val="16"/>
         </w:rPr>
         <w:t>Total Timbulan B3_p = Σ [ Timbulan Fasilitas Mayor_i ]   ;   Proporsi Jenis B3 (%) = [ Total B3_j / Total B3 ] × 100</w:t>
+      </w:r>
+      <w:r>
+        <w:rPr>
+          <w:rFonts w:ascii="Calibri" w:hAnsi="Calibri"/>
+          <w:b w:val="0"/>
+          <w:i/>
+          <w:color w:val="335533"/>
+          <w:sz w:val="15"/>
+        </w:rPr>
+        <w:br/>
+        <w:t>Keterangan: Total Timbulan B3_p = Akumulasi limbah B3 provinsi p (Ton/Tahun); Total B3_j = Tonase timbulan jenis limbah spesifik j (Slag, Tailing HPAL, Air Asam Tambang); Proporsi = Pangsa persentase jenis residu terhadap total timbulan B3.</w:t>
       </w:r>
     </w:p>
     <w:p>

--- a/tools/report_metodologi/versicompact/bab_3/Metodologi_Bab3_Beban_Kesehatan_Compact.docx
+++ b/tools/report_metodologi/versicompact/bab_3/Metodologi_Bab3_Beban_Kesehatan_Compact.docx
@@ -576,12 +576,11 @@
         <w:tblLook w:firstColumn="1" w:firstRow="1" w:lastColumn="0" w:lastRow="0" w:noHBand="0" w:noVBand="1" w:val="04A0"/>
       </w:tblPr>
       <w:tblGrid>
-        <w:gridCol w:w="1606"/>
-        <w:gridCol w:w="1606"/>
-        <w:gridCol w:w="1606"/>
-        <w:gridCol w:w="1606"/>
-        <w:gridCol w:w="1606"/>
-        <w:gridCol w:w="1606"/>
+        <w:gridCol w:w="1928"/>
+        <w:gridCol w:w="1928"/>
+        <w:gridCol w:w="1928"/>
+        <w:gridCol w:w="1928"/>
+        <w:gridCol w:w="1928"/>
       </w:tblGrid>
       <w:tr>
         <w:tc>
@@ -620,7 +619,7 @@
         </w:tc>
         <w:tc>
           <w:tcPr>
-            <w:tcW w:type="dxa" w:w="2098"/>
+            <w:tcW w:type="dxa" w:w="2551"/>
             <w:shd w:val="clear" w:color="auto" w:fill="2E7D32"/>
             <w:tcMar>
               <w:top w:w="50" w:type="dxa"/>
@@ -654,7 +653,7 @@
         </w:tc>
         <w:tc>
           <w:tcPr>
-            <w:tcW w:type="dxa" w:w="2154"/>
+            <w:tcW w:type="dxa" w:w="2551"/>
             <w:shd w:val="clear" w:color="auto" w:fill="2E7D32"/>
             <w:tcMar>
               <w:top w:w="50" w:type="dxa"/>
@@ -688,7 +687,7 @@
         </w:tc>
         <w:tc>
           <w:tcPr>
-            <w:tcW w:type="dxa" w:w="1020"/>
+            <w:tcW w:type="dxa" w:w="1247"/>
             <w:shd w:val="clear" w:color="auto" w:fill="2E7D32"/>
             <w:tcMar>
               <w:top w:w="50" w:type="dxa"/>
@@ -717,40 +716,6 @@
                 <w:sz w:val="16"/>
               </w:rPr>
               <w:t>Satuan</w:t>
-            </w:r>
-          </w:p>
-        </w:tc>
-        <w:tc>
-          <w:tcPr>
-            <w:tcW w:type="dxa" w:w="1077"/>
-            <w:shd w:val="clear" w:color="auto" w:fill="2E7D32"/>
-            <w:tcMar>
-              <w:top w:w="50" w:type="dxa"/>
-              <w:bottom w:w="50" w:type="dxa"/>
-              <w:left w:w="80" w:type="dxa"/>
-              <w:right w:w="80" w:type="dxa"/>
-            </w:tcMar>
-            <w:tcBorders>
-              <w:top w:val="single" w:sz="4" w:color="D0D7DE" w:space="0"/>
-              <w:left w:val="single" w:sz="4" w:color="D0D7DE" w:space="0"/>
-              <w:bottom w:val="single" w:sz="4" w:color="D0D7DE" w:space="0"/>
-              <w:right w:val="single" w:sz="4" w:color="D0D7DE" w:space="0"/>
-            </w:tcBorders>
-          </w:tcPr>
-          <w:p>
-            <w:pPr>
-              <w:spacing w:before="40" w:after="40"/>
-              <w:jc w:val="center"/>
-            </w:pPr>
-            <w:r>
-              <w:rPr>
-                <w:rFonts w:ascii="Calibri" w:hAnsi="Calibri"/>
-                <w:b/>
-                <w:i w:val="0"/>
-                <w:color w:val="FFFFFF"/>
-                <w:sz w:val="16"/>
-              </w:rPr>
-              <w:t>Periode</w:t>
             </w:r>
           </w:p>
         </w:tc>
@@ -827,7 +792,7 @@
         </w:tc>
         <w:tc>
           <w:tcPr>
-            <w:tcW w:type="dxa" w:w="2098"/>
+            <w:tcW w:type="dxa" w:w="2551"/>
             <w:vAlign w:val="center"/>
             <w:shd w:val="clear" w:color="auto" w:fill="F9FBF9"/>
             <w:tcMar>
@@ -862,7 +827,7 @@
         </w:tc>
         <w:tc>
           <w:tcPr>
-            <w:tcW w:type="dxa" w:w="2154"/>
+            <w:tcW w:type="dxa" w:w="2551"/>
             <w:vAlign w:val="center"/>
             <w:shd w:val="clear" w:color="auto" w:fill="F9FBF9"/>
             <w:tcMar>
@@ -897,7 +862,7 @@
         </w:tc>
         <w:tc>
           <w:tcPr>
-            <w:tcW w:type="dxa" w:w="1020"/>
+            <w:tcW w:type="dxa" w:w="1247"/>
             <w:vAlign w:val="center"/>
             <w:shd w:val="clear" w:color="auto" w:fill="F9FBF9"/>
             <w:tcMar>
@@ -927,41 +892,6 @@
                 <w:sz w:val="15"/>
               </w:rPr>
               <w:t>Unit Faskes</w:t>
-            </w:r>
-          </w:p>
-        </w:tc>
-        <w:tc>
-          <w:tcPr>
-            <w:tcW w:type="dxa" w:w="1077"/>
-            <w:vAlign w:val="center"/>
-            <w:shd w:val="clear" w:color="auto" w:fill="F9FBF9"/>
-            <w:tcMar>
-              <w:top w:w="40" w:type="dxa"/>
-              <w:bottom w:w="40" w:type="dxa"/>
-              <w:left w:w="80" w:type="dxa"/>
-              <w:right w:w="80" w:type="dxa"/>
-            </w:tcMar>
-            <w:tcBorders>
-              <w:top w:val="single" w:sz="4" w:color="D0D7DE" w:space="0"/>
-              <w:left w:val="single" w:sz="4" w:color="D0D7DE" w:space="0"/>
-              <w:bottom w:val="single" w:sz="4" w:color="D0D7DE" w:space="0"/>
-              <w:right w:val="single" w:sz="4" w:color="D0D7DE" w:space="0"/>
-            </w:tcBorders>
-          </w:tcPr>
-          <w:p>
-            <w:pPr>
-              <w:spacing w:before="20" w:after="20"/>
-              <w:jc w:val="center"/>
-            </w:pPr>
-            <w:r>
-              <w:rPr>
-                <w:rFonts w:ascii="Calibri" w:hAnsi="Calibri"/>
-                <w:b w:val="0"/>
-                <w:i w:val="0"/>
-                <w:color w:val="222222"/>
-                <w:sz w:val="15"/>
-              </w:rPr>
-              <w:t>2024</w:t>
             </w:r>
           </w:p>
         </w:tc>
@@ -1039,7 +969,7 @@
         </w:tc>
         <w:tc>
           <w:tcPr>
-            <w:tcW w:type="dxa" w:w="2098"/>
+            <w:tcW w:type="dxa" w:w="2551"/>
             <w:vAlign w:val="center"/>
             <w:shd w:val="clear" w:color="auto" w:fill="FFFFFF"/>
             <w:tcMar>
@@ -1074,7 +1004,7 @@
         </w:tc>
         <w:tc>
           <w:tcPr>
-            <w:tcW w:type="dxa" w:w="2154"/>
+            <w:tcW w:type="dxa" w:w="2551"/>
             <w:vAlign w:val="center"/>
             <w:shd w:val="clear" w:color="auto" w:fill="FFFFFF"/>
             <w:tcMar>
@@ -1109,7 +1039,7 @@
         </w:tc>
         <w:tc>
           <w:tcPr>
-            <w:tcW w:type="dxa" w:w="1020"/>
+            <w:tcW w:type="dxa" w:w="1247"/>
             <w:vAlign w:val="center"/>
             <w:shd w:val="clear" w:color="auto" w:fill="FFFFFF"/>
             <w:tcMar>
@@ -1139,41 +1069,6 @@
                 <w:sz w:val="15"/>
               </w:rPr>
               <w:t>Kasus Absolut</w:t>
-            </w:r>
-          </w:p>
-        </w:tc>
-        <w:tc>
-          <w:tcPr>
-            <w:tcW w:type="dxa" w:w="1077"/>
-            <w:vAlign w:val="center"/>
-            <w:shd w:val="clear" w:color="auto" w:fill="FFFFFF"/>
-            <w:tcMar>
-              <w:top w:w="40" w:type="dxa"/>
-              <w:bottom w:w="40" w:type="dxa"/>
-              <w:left w:w="80" w:type="dxa"/>
-              <w:right w:w="80" w:type="dxa"/>
-            </w:tcMar>
-            <w:tcBorders>
-              <w:top w:val="single" w:sz="4" w:color="D0D7DE" w:space="0"/>
-              <w:left w:val="single" w:sz="4" w:color="D0D7DE" w:space="0"/>
-              <w:bottom w:val="single" w:sz="4" w:color="D0D7DE" w:space="0"/>
-              <w:right w:val="single" w:sz="4" w:color="D0D7DE" w:space="0"/>
-            </w:tcBorders>
-          </w:tcPr>
-          <w:p>
-            <w:pPr>
-              <w:spacing w:before="20" w:after="20"/>
-              <w:jc w:val="center"/>
-            </w:pPr>
-            <w:r>
-              <w:rPr>
-                <w:rFonts w:ascii="Calibri" w:hAnsi="Calibri"/>
-                <w:b w:val="0"/>
-                <w:i w:val="0"/>
-                <w:color w:val="222222"/>
-                <w:sz w:val="15"/>
-              </w:rPr>
-              <w:t>2014–2024</w:t>
             </w:r>
           </w:p>
         </w:tc>
@@ -1251,7 +1146,7 @@
         </w:tc>
         <w:tc>
           <w:tcPr>
-            <w:tcW w:type="dxa" w:w="2098"/>
+            <w:tcW w:type="dxa" w:w="2551"/>
             <w:vAlign w:val="center"/>
             <w:shd w:val="clear" w:color="auto" w:fill="F9FBF9"/>
             <w:tcMar>
@@ -1286,7 +1181,7 @@
         </w:tc>
         <w:tc>
           <w:tcPr>
-            <w:tcW w:type="dxa" w:w="2154"/>
+            <w:tcW w:type="dxa" w:w="2551"/>
             <w:vAlign w:val="center"/>
             <w:shd w:val="clear" w:color="auto" w:fill="F9FBF9"/>
             <w:tcMar>
@@ -1321,7 +1216,7 @@
         </w:tc>
         <w:tc>
           <w:tcPr>
-            <w:tcW w:type="dxa" w:w="1020"/>
+            <w:tcW w:type="dxa" w:w="1247"/>
             <w:vAlign w:val="center"/>
             <w:shd w:val="clear" w:color="auto" w:fill="F9FBF9"/>
             <w:tcMar>
@@ -1351,41 +1246,6 @@
                 <w:sz w:val="15"/>
               </w:rPr>
               <w:t>Kasus Absolut</w:t>
-            </w:r>
-          </w:p>
-        </w:tc>
-        <w:tc>
-          <w:tcPr>
-            <w:tcW w:type="dxa" w:w="1077"/>
-            <w:vAlign w:val="center"/>
-            <w:shd w:val="clear" w:color="auto" w:fill="F9FBF9"/>
-            <w:tcMar>
-              <w:top w:w="40" w:type="dxa"/>
-              <w:bottom w:w="40" w:type="dxa"/>
-              <w:left w:w="80" w:type="dxa"/>
-              <w:right w:w="80" w:type="dxa"/>
-            </w:tcMar>
-            <w:tcBorders>
-              <w:top w:val="single" w:sz="4" w:color="D0D7DE" w:space="0"/>
-              <w:left w:val="single" w:sz="4" w:color="D0D7DE" w:space="0"/>
-              <w:bottom w:val="single" w:sz="4" w:color="D0D7DE" w:space="0"/>
-              <w:right w:val="single" w:sz="4" w:color="D0D7DE" w:space="0"/>
-            </w:tcBorders>
-          </w:tcPr>
-          <w:p>
-            <w:pPr>
-              <w:spacing w:before="20" w:after="20"/>
-              <w:jc w:val="center"/>
-            </w:pPr>
-            <w:r>
-              <w:rPr>
-                <w:rFonts w:ascii="Calibri" w:hAnsi="Calibri"/>
-                <w:b w:val="0"/>
-                <w:i w:val="0"/>
-                <w:color w:val="222222"/>
-                <w:sz w:val="15"/>
-              </w:rPr>
-              <w:t>2014–2024</w:t>
             </w:r>
           </w:p>
         </w:tc>
@@ -1463,7 +1323,7 @@
         </w:tc>
         <w:tc>
           <w:tcPr>
-            <w:tcW w:type="dxa" w:w="2098"/>
+            <w:tcW w:type="dxa" w:w="2551"/>
             <w:vAlign w:val="center"/>
             <w:shd w:val="clear" w:color="auto" w:fill="FFFFFF"/>
             <w:tcMar>
@@ -1498,7 +1358,7 @@
         </w:tc>
         <w:tc>
           <w:tcPr>
-            <w:tcW w:type="dxa" w:w="2154"/>
+            <w:tcW w:type="dxa" w:w="2551"/>
             <w:vAlign w:val="center"/>
             <w:shd w:val="clear" w:color="auto" w:fill="FFFFFF"/>
             <w:tcMar>
@@ -1533,7 +1393,7 @@
         </w:tc>
         <w:tc>
           <w:tcPr>
-            <w:tcW w:type="dxa" w:w="1020"/>
+            <w:tcW w:type="dxa" w:w="1247"/>
             <w:vAlign w:val="center"/>
             <w:shd w:val="clear" w:color="auto" w:fill="FFFFFF"/>
             <w:tcMar>
@@ -1563,41 +1423,6 @@
                 <w:sz w:val="15"/>
               </w:rPr>
               <w:t>Kasus / 10.000 Jiwa</w:t>
-            </w:r>
-          </w:p>
-        </w:tc>
-        <w:tc>
-          <w:tcPr>
-            <w:tcW w:type="dxa" w:w="1077"/>
-            <w:vAlign w:val="center"/>
-            <w:shd w:val="clear" w:color="auto" w:fill="FFFFFF"/>
-            <w:tcMar>
-              <w:top w:w="40" w:type="dxa"/>
-              <w:bottom w:w="40" w:type="dxa"/>
-              <w:left w:w="80" w:type="dxa"/>
-              <w:right w:w="80" w:type="dxa"/>
-            </w:tcMar>
-            <w:tcBorders>
-              <w:top w:val="single" w:sz="4" w:color="D0D7DE" w:space="0"/>
-              <w:left w:val="single" w:sz="4" w:color="D0D7DE" w:space="0"/>
-              <w:bottom w:val="single" w:sz="4" w:color="D0D7DE" w:space="0"/>
-              <w:right w:val="single" w:sz="4" w:color="D0D7DE" w:space="0"/>
-            </w:tcBorders>
-          </w:tcPr>
-          <w:p>
-            <w:pPr>
-              <w:spacing w:before="20" w:after="20"/>
-              <w:jc w:val="center"/>
-            </w:pPr>
-            <w:r>
-              <w:rPr>
-                <w:rFonts w:ascii="Calibri" w:hAnsi="Calibri"/>
-                <w:b w:val="0"/>
-                <w:i w:val="0"/>
-                <w:color w:val="222222"/>
-                <w:sz w:val="15"/>
-              </w:rPr>
-              <w:t>2014–2024</w:t>
             </w:r>
           </w:p>
         </w:tc>
@@ -1675,7 +1500,7 @@
         </w:tc>
         <w:tc>
           <w:tcPr>
-            <w:tcW w:type="dxa" w:w="2098"/>
+            <w:tcW w:type="dxa" w:w="2551"/>
             <w:vAlign w:val="center"/>
             <w:shd w:val="clear" w:color="auto" w:fill="F9FBF9"/>
             <w:tcMar>
@@ -1710,7 +1535,7 @@
         </w:tc>
         <w:tc>
           <w:tcPr>
-            <w:tcW w:type="dxa" w:w="2154"/>
+            <w:tcW w:type="dxa" w:w="2551"/>
             <w:vAlign w:val="center"/>
             <w:shd w:val="clear" w:color="auto" w:fill="F9FBF9"/>
             <w:tcMar>
@@ -1745,7 +1570,7 @@
         </w:tc>
         <w:tc>
           <w:tcPr>
-            <w:tcW w:type="dxa" w:w="1020"/>
+            <w:tcW w:type="dxa" w:w="1247"/>
             <w:vAlign w:val="center"/>
             <w:shd w:val="clear" w:color="auto" w:fill="F9FBF9"/>
             <w:tcMar>
@@ -1775,41 +1600,6 @@
                 <w:sz w:val="15"/>
               </w:rPr>
               <w:t>Poin Skor (0–100)</w:t>
-            </w:r>
-          </w:p>
-        </w:tc>
-        <w:tc>
-          <w:tcPr>
-            <w:tcW w:type="dxa" w:w="1077"/>
-            <w:vAlign w:val="center"/>
-            <w:shd w:val="clear" w:color="auto" w:fill="F9FBF9"/>
-            <w:tcMar>
-              <w:top w:w="40" w:type="dxa"/>
-              <w:bottom w:w="40" w:type="dxa"/>
-              <w:left w:w="80" w:type="dxa"/>
-              <w:right w:w="80" w:type="dxa"/>
-            </w:tcMar>
-            <w:tcBorders>
-              <w:top w:val="single" w:sz="4" w:color="D0D7DE" w:space="0"/>
-              <w:left w:val="single" w:sz="4" w:color="D0D7DE" w:space="0"/>
-              <w:bottom w:val="single" w:sz="4" w:color="D0D7DE" w:space="0"/>
-              <w:right w:val="single" w:sz="4" w:color="D0D7DE" w:space="0"/>
-            </w:tcBorders>
-          </w:tcPr>
-          <w:p>
-            <w:pPr>
-              <w:spacing w:before="20" w:after="20"/>
-              <w:jc w:val="center"/>
-            </w:pPr>
-            <w:r>
-              <w:rPr>
-                <w:rFonts w:ascii="Calibri" w:hAnsi="Calibri"/>
-                <w:b w:val="0"/>
-                <w:i w:val="0"/>
-                <w:color w:val="222222"/>
-                <w:sz w:val="15"/>
-              </w:rPr>
-              <w:t>2015–2024</w:t>
             </w:r>
           </w:p>
         </w:tc>
@@ -1887,7 +1677,7 @@
         </w:tc>
         <w:tc>
           <w:tcPr>
-            <w:tcW w:type="dxa" w:w="2098"/>
+            <w:tcW w:type="dxa" w:w="2551"/>
             <w:vAlign w:val="center"/>
             <w:shd w:val="clear" w:color="auto" w:fill="FFFFFF"/>
             <w:tcMar>
@@ -1922,7 +1712,7 @@
         </w:tc>
         <w:tc>
           <w:tcPr>
-            <w:tcW w:type="dxa" w:w="2154"/>
+            <w:tcW w:type="dxa" w:w="2551"/>
             <w:vAlign w:val="center"/>
             <w:shd w:val="clear" w:color="auto" w:fill="FFFFFF"/>
             <w:tcMar>
@@ -1957,7 +1747,7 @@
         </w:tc>
         <w:tc>
           <w:tcPr>
-            <w:tcW w:type="dxa" w:w="1020"/>
+            <w:tcW w:type="dxa" w:w="1247"/>
             <w:vAlign w:val="center"/>
             <w:shd w:val="clear" w:color="auto" w:fill="FFFFFF"/>
             <w:tcMar>
@@ -1987,41 +1777,6 @@
                 <w:sz w:val="15"/>
               </w:rPr>
               <w:t>Poin Skor (0–100)</w:t>
-            </w:r>
-          </w:p>
-        </w:tc>
-        <w:tc>
-          <w:tcPr>
-            <w:tcW w:type="dxa" w:w="1077"/>
-            <w:vAlign w:val="center"/>
-            <w:shd w:val="clear" w:color="auto" w:fill="FFFFFF"/>
-            <w:tcMar>
-              <w:top w:w="40" w:type="dxa"/>
-              <w:bottom w:w="40" w:type="dxa"/>
-              <w:left w:w="80" w:type="dxa"/>
-              <w:right w:w="80" w:type="dxa"/>
-            </w:tcMar>
-            <w:tcBorders>
-              <w:top w:val="single" w:sz="4" w:color="D0D7DE" w:space="0"/>
-              <w:left w:val="single" w:sz="4" w:color="D0D7DE" w:space="0"/>
-              <w:bottom w:val="single" w:sz="4" w:color="D0D7DE" w:space="0"/>
-              <w:right w:val="single" w:sz="4" w:color="D0D7DE" w:space="0"/>
-            </w:tcBorders>
-          </w:tcPr>
-          <w:p>
-            <w:pPr>
-              <w:spacing w:before="20" w:after="20"/>
-              <w:jc w:val="center"/>
-            </w:pPr>
-            <w:r>
-              <w:rPr>
-                <w:rFonts w:ascii="Calibri" w:hAnsi="Calibri"/>
-                <w:b w:val="0"/>
-                <w:i w:val="0"/>
-                <w:color w:val="222222"/>
-                <w:sz w:val="15"/>
-              </w:rPr>
-              <w:t>2016–2024</w:t>
             </w:r>
           </w:p>
         </w:tc>
@@ -2099,7 +1854,7 @@
         </w:tc>
         <w:tc>
           <w:tcPr>
-            <w:tcW w:type="dxa" w:w="2098"/>
+            <w:tcW w:type="dxa" w:w="2551"/>
             <w:vAlign w:val="center"/>
             <w:shd w:val="clear" w:color="auto" w:fill="F9FBF9"/>
             <w:tcMar>
@@ -2134,7 +1889,7 @@
         </w:tc>
         <w:tc>
           <w:tcPr>
-            <w:tcW w:type="dxa" w:w="2154"/>
+            <w:tcW w:type="dxa" w:w="2551"/>
             <w:vAlign w:val="center"/>
             <w:shd w:val="clear" w:color="auto" w:fill="F9FBF9"/>
             <w:tcMar>
@@ -2169,7 +1924,7 @@
         </w:tc>
         <w:tc>
           <w:tcPr>
-            <w:tcW w:type="dxa" w:w="1020"/>
+            <w:tcW w:type="dxa" w:w="1247"/>
             <w:vAlign w:val="center"/>
             <w:shd w:val="clear" w:color="auto" w:fill="F9FBF9"/>
             <w:tcMar>
@@ -2199,41 +1954,6 @@
                 <w:sz w:val="15"/>
               </w:rPr>
               <w:t>Kasus / Distrik</w:t>
-            </w:r>
-          </w:p>
-        </w:tc>
-        <w:tc>
-          <w:tcPr>
-            <w:tcW w:type="dxa" w:w="1077"/>
-            <w:vAlign w:val="center"/>
-            <w:shd w:val="clear" w:color="auto" w:fill="F9FBF9"/>
-            <w:tcMar>
-              <w:top w:w="40" w:type="dxa"/>
-              <w:bottom w:w="40" w:type="dxa"/>
-              <w:left w:w="80" w:type="dxa"/>
-              <w:right w:w="80" w:type="dxa"/>
-            </w:tcMar>
-            <w:tcBorders>
-              <w:top w:val="single" w:sz="4" w:color="D0D7DE" w:space="0"/>
-              <w:left w:val="single" w:sz="4" w:color="D0D7DE" w:space="0"/>
-              <w:bottom w:val="single" w:sz="4" w:color="D0D7DE" w:space="0"/>
-              <w:right w:val="single" w:sz="4" w:color="D0D7DE" w:space="0"/>
-            </w:tcBorders>
-          </w:tcPr>
-          <w:p>
-            <w:pPr>
-              <w:spacing w:before="20" w:after="20"/>
-              <w:jc w:val="center"/>
-            </w:pPr>
-            <w:r>
-              <w:rPr>
-                <w:rFonts w:ascii="Calibri" w:hAnsi="Calibri"/>
-                <w:b w:val="0"/>
-                <w:i w:val="0"/>
-                <w:color w:val="222222"/>
-                <w:sz w:val="15"/>
-              </w:rPr>
-              <w:t>2015–2024</w:t>
             </w:r>
           </w:p>
         </w:tc>
@@ -2311,7 +2031,7 @@
         </w:tc>
         <w:tc>
           <w:tcPr>
-            <w:tcW w:type="dxa" w:w="2098"/>
+            <w:tcW w:type="dxa" w:w="2551"/>
             <w:vAlign w:val="center"/>
             <w:shd w:val="clear" w:color="auto" w:fill="FFFFFF"/>
             <w:tcMar>
@@ -2346,7 +2066,7 @@
         </w:tc>
         <w:tc>
           <w:tcPr>
-            <w:tcW w:type="dxa" w:w="2154"/>
+            <w:tcW w:type="dxa" w:w="2551"/>
             <w:vAlign w:val="center"/>
             <w:shd w:val="clear" w:color="auto" w:fill="FFFFFF"/>
             <w:tcMar>
@@ -2381,7 +2101,7 @@
         </w:tc>
         <w:tc>
           <w:tcPr>
-            <w:tcW w:type="dxa" w:w="1020"/>
+            <w:tcW w:type="dxa" w:w="1247"/>
             <w:vAlign w:val="center"/>
             <w:shd w:val="clear" w:color="auto" w:fill="FFFFFF"/>
             <w:tcMar>
@@ -2411,41 +2131,6 @@
                 <w:sz w:val="15"/>
               </w:rPr>
               <w:t>mg / Liter</w:t>
-            </w:r>
-          </w:p>
-        </w:tc>
-        <w:tc>
-          <w:tcPr>
-            <w:tcW w:type="dxa" w:w="1077"/>
-            <w:vAlign w:val="center"/>
-            <w:shd w:val="clear" w:color="auto" w:fill="FFFFFF"/>
-            <w:tcMar>
-              <w:top w:w="40" w:type="dxa"/>
-              <w:bottom w:w="40" w:type="dxa"/>
-              <w:left w:w="80" w:type="dxa"/>
-              <w:right w:w="80" w:type="dxa"/>
-            </w:tcMar>
-            <w:tcBorders>
-              <w:top w:val="single" w:sz="4" w:color="D0D7DE" w:space="0"/>
-              <w:left w:val="single" w:sz="4" w:color="D0D7DE" w:space="0"/>
-              <w:bottom w:val="single" w:sz="4" w:color="D0D7DE" w:space="0"/>
-              <w:right w:val="single" w:sz="4" w:color="D0D7DE" w:space="0"/>
-            </w:tcBorders>
-          </w:tcPr>
-          <w:p>
-            <w:pPr>
-              <w:spacing w:before="20" w:after="20"/>
-              <w:jc w:val="center"/>
-            </w:pPr>
-            <w:r>
-              <w:rPr>
-                <w:rFonts w:ascii="Calibri" w:hAnsi="Calibri"/>
-                <w:b w:val="0"/>
-                <w:i w:val="0"/>
-                <w:color w:val="222222"/>
-                <w:sz w:val="15"/>
-              </w:rPr>
-              <w:t>2022–2024</w:t>
             </w:r>
           </w:p>
         </w:tc>
@@ -2523,7 +2208,7 @@
         </w:tc>
         <w:tc>
           <w:tcPr>
-            <w:tcW w:type="dxa" w:w="2098"/>
+            <w:tcW w:type="dxa" w:w="2551"/>
             <w:vAlign w:val="center"/>
             <w:shd w:val="clear" w:color="auto" w:fill="F9FBF9"/>
             <w:tcMar>
@@ -2558,7 +2243,7 @@
         </w:tc>
         <w:tc>
           <w:tcPr>
-            <w:tcW w:type="dxa" w:w="2154"/>
+            <w:tcW w:type="dxa" w:w="2551"/>
             <w:vAlign w:val="center"/>
             <w:shd w:val="clear" w:color="auto" w:fill="F9FBF9"/>
             <w:tcMar>
@@ -2593,7 +2278,7 @@
         </w:tc>
         <w:tc>
           <w:tcPr>
-            <w:tcW w:type="dxa" w:w="1020"/>
+            <w:tcW w:type="dxa" w:w="1247"/>
             <w:vAlign w:val="center"/>
             <w:shd w:val="clear" w:color="auto" w:fill="F9FBF9"/>
             <w:tcMar>
@@ -2623,41 +2308,6 @@
                 <w:sz w:val="15"/>
               </w:rPr>
               <w:t>Juta Ton / Tahun</w:t>
-            </w:r>
-          </w:p>
-        </w:tc>
-        <w:tc>
-          <w:tcPr>
-            <w:tcW w:type="dxa" w:w="1077"/>
-            <w:vAlign w:val="center"/>
-            <w:shd w:val="clear" w:color="auto" w:fill="F9FBF9"/>
-            <w:tcMar>
-              <w:top w:w="40" w:type="dxa"/>
-              <w:bottom w:w="40" w:type="dxa"/>
-              <w:left w:w="80" w:type="dxa"/>
-              <w:right w:w="80" w:type="dxa"/>
-            </w:tcMar>
-            <w:tcBorders>
-              <w:top w:val="single" w:sz="4" w:color="D0D7DE" w:space="0"/>
-              <w:left w:val="single" w:sz="4" w:color="D0D7DE" w:space="0"/>
-              <w:bottom w:val="single" w:sz="4" w:color="D0D7DE" w:space="0"/>
-              <w:right w:val="single" w:sz="4" w:color="D0D7DE" w:space="0"/>
-            </w:tcBorders>
-          </w:tcPr>
-          <w:p>
-            <w:pPr>
-              <w:spacing w:before="20" w:after="20"/>
-              <w:jc w:val="center"/>
-            </w:pPr>
-            <w:r>
-              <w:rPr>
-                <w:rFonts w:ascii="Calibri" w:hAnsi="Calibri"/>
-                <w:b w:val="0"/>
-                <w:i w:val="0"/>
-                <w:color w:val="222222"/>
-                <w:sz w:val="15"/>
-              </w:rPr>
-              <w:t>2024–2025</w:t>
             </w:r>
           </w:p>
         </w:tc>
@@ -2735,7 +2385,7 @@
         </w:tc>
         <w:tc>
           <w:tcPr>
-            <w:tcW w:type="dxa" w:w="2098"/>
+            <w:tcW w:type="dxa" w:w="2551"/>
             <w:vAlign w:val="center"/>
             <w:shd w:val="clear" w:color="auto" w:fill="FFFFFF"/>
             <w:tcMar>
@@ -2770,7 +2420,7 @@
         </w:tc>
         <w:tc>
           <w:tcPr>
-            <w:tcW w:type="dxa" w:w="2154"/>
+            <w:tcW w:type="dxa" w:w="2551"/>
             <w:vAlign w:val="center"/>
             <w:shd w:val="clear" w:color="auto" w:fill="FFFFFF"/>
             <w:tcMar>
@@ -2805,7 +2455,7 @@
         </w:tc>
         <w:tc>
           <w:tcPr>
-            <w:tcW w:type="dxa" w:w="1020"/>
+            <w:tcW w:type="dxa" w:w="1247"/>
             <w:vAlign w:val="center"/>
             <w:shd w:val="clear" w:color="auto" w:fill="FFFFFF"/>
             <w:tcMar>
@@ -2835,41 +2485,6 @@
                 <w:sz w:val="15"/>
               </w:rPr>
               <w:t>Rasio Pertumbuhan (%)</w:t>
-            </w:r>
-          </w:p>
-        </w:tc>
-        <w:tc>
-          <w:tcPr>
-            <w:tcW w:type="dxa" w:w="1077"/>
-            <w:vAlign w:val="center"/>
-            <w:shd w:val="clear" w:color="auto" w:fill="FFFFFF"/>
-            <w:tcMar>
-              <w:top w:w="40" w:type="dxa"/>
-              <w:bottom w:w="40" w:type="dxa"/>
-              <w:left w:w="80" w:type="dxa"/>
-              <w:right w:w="80" w:type="dxa"/>
-            </w:tcMar>
-            <w:tcBorders>
-              <w:top w:val="single" w:sz="4" w:color="D0D7DE" w:space="0"/>
-              <w:left w:val="single" w:sz="4" w:color="D0D7DE" w:space="0"/>
-              <w:bottom w:val="single" w:sz="4" w:color="D0D7DE" w:space="0"/>
-              <w:right w:val="single" w:sz="4" w:color="D0D7DE" w:space="0"/>
-            </w:tcBorders>
-          </w:tcPr>
-          <w:p>
-            <w:pPr>
-              <w:spacing w:before="20" w:after="20"/>
-              <w:jc w:val="center"/>
-            </w:pPr>
-            <w:r>
-              <w:rPr>
-                <w:rFonts w:ascii="Calibri" w:hAnsi="Calibri"/>
-                <w:b w:val="0"/>
-                <w:i w:val="0"/>
-                <w:color w:val="222222"/>
-                <w:sz w:val="15"/>
-              </w:rPr>
-              <w:t>2015 vs 2024</w:t>
             </w:r>
           </w:p>
         </w:tc>
